--- a/BTTH.docx
+++ b/BTTH.docx
@@ -1232,275 +1232,14 @@
     <w:p>
       <w:pPr>
         <w:pStyle w:val="ListParagraph"/>
-      </w:pPr>
-    </w:p>
-    <w:p>
-      <w:pPr>
-        <w:pStyle w:val="ListParagraph"/>
         <w:numPr>
           <w:ilvl w:val="0"/>
           <w:numId w:val="3"/>
         </w:numPr>
       </w:pPr>
       <w:r>
-        <w:t>Velocity và quyết định phạm vi</w:t>
+        <w:t>Burndown và thích nghi</w:t>
       </w:r>
-    </w:p>
-    <w:p>
-      <w:pPr>
-        <w:numPr>
-          <w:ilvl w:val="0"/>
-          <w:numId w:val="6"/>
-        </w:numPr>
-      </w:pPr>
-      <w:r>
-        <w:t>Sprint 5: 15 SP Done, PBI 8 SP mới 75% không được tính</w:t>
-      </w:r>
-    </w:p>
-    <w:p>
-      <w:pPr>
-        <w:numPr>
-          <w:ilvl w:val="0"/>
-          <w:numId w:val="6"/>
-        </w:numPr>
-      </w:pPr>
-      <w:r>
-        <w:t>Average Velocity = (18 + 21 + 15) / 3 = 18 SP</w:t>
-      </w:r>
-    </w:p>
-    <w:p>
-      <w:pPr>
-        <w:numPr>
-          <w:ilvl w:val="0"/>
-          <w:numId w:val="6"/>
-        </w:numPr>
-      </w:pPr>
-      <w:r>
-        <w:t>Xu hướng giảm ở Sprint 5</w:t>
-      </w:r>
-    </w:p>
-    <w:tbl>
-      <w:tblPr>
-        <w:tblStyle w:val="TableGrid"/>
-        <w:tblW w:w="0" w:type="auto"/>
-        <w:tblInd w:w="720" w:type="dxa"/>
-        <w:tblLook w:val="04A0" w:firstRow="1" w:lastRow="0" w:firstColumn="1" w:lastColumn="0" w:noHBand="0" w:noVBand="1"/>
-      </w:tblPr>
-      <w:tblGrid>
-        <w:gridCol w:w="1969"/>
-        <w:gridCol w:w="2551"/>
-        <w:gridCol w:w="2552"/>
-      </w:tblGrid>
-      <w:tr>
-        <w:tc>
-          <w:tcPr>
-            <w:tcW w:w="1969" w:type="dxa"/>
-          </w:tcPr>
-          <w:p>
-            <w:pPr>
-              <w:rPr>
-                <w:lang w:val="vi-VN"/>
-              </w:rPr>
-            </w:pPr>
-            <w:r>
-              <w:t>Tiêu</w:t>
-            </w:r>
-            <w:r>
-              <w:rPr>
-                <w:lang w:val="vi-VN"/>
-              </w:rPr>
-              <w:t xml:space="preserve"> chí</w:t>
-            </w:r>
-          </w:p>
-        </w:tc>
-        <w:tc>
-          <w:tcPr>
-            <w:tcW w:w="2551" w:type="dxa"/>
-          </w:tcPr>
-          <w:p>
-            <w:pPr>
-              <w:rPr>
-                <w:lang w:val="vi-VN"/>
-              </w:rPr>
-            </w:pPr>
-            <w:r>
-              <w:t>A</w:t>
-            </w:r>
-            <w:r>
-              <w:rPr>
-                <w:lang w:val="vi-VN"/>
-              </w:rPr>
-              <w:t xml:space="preserve"> – Theo Velocity</w:t>
-            </w:r>
-          </w:p>
-        </w:tc>
-        <w:tc>
-          <w:tcPr>
-            <w:tcW w:w="2552" w:type="dxa"/>
-          </w:tcPr>
-          <w:p>
-            <w:pPr>
-              <w:rPr>
-                <w:lang w:val="vi-VN"/>
-              </w:rPr>
-            </w:pPr>
-            <w:r>
-              <w:t>B</w:t>
-            </w:r>
-            <w:r>
-              <w:rPr>
-                <w:lang w:val="vi-VN"/>
-              </w:rPr>
-              <w:t xml:space="preserve"> – Capacity và rủi ro</w:t>
-            </w:r>
-          </w:p>
-        </w:tc>
-      </w:tr>
-      <w:tr>
-        <w:tc>
-          <w:tcPr>
-            <w:tcW w:w="1969" w:type="dxa"/>
-            <w:vAlign w:val="center"/>
-          </w:tcPr>
-          <w:p>
-            <w:r>
-              <w:t>Tin cậy</w:t>
-            </w:r>
-          </w:p>
-        </w:tc>
-        <w:tc>
-          <w:tcPr>
-            <w:tcW w:w="2551" w:type="dxa"/>
-            <w:vAlign w:val="center"/>
-          </w:tcPr>
-          <w:p>
-            <w:r>
-              <w:t>(–) Dữ liệu quá khứ</w:t>
-            </w:r>
-          </w:p>
-        </w:tc>
-        <w:tc>
-          <w:tcPr>
-            <w:tcW w:w="2552" w:type="dxa"/>
-            <w:vAlign w:val="center"/>
-          </w:tcPr>
-          <w:p>
-            <w:r>
-              <w:t>(+) Xét thực tế Sprint</w:t>
-            </w:r>
-          </w:p>
-        </w:tc>
-      </w:tr>
-      <w:tr>
-        <w:tc>
-          <w:tcPr>
-            <w:tcW w:w="1969" w:type="dxa"/>
-            <w:vAlign w:val="center"/>
-          </w:tcPr>
-          <w:p>
-            <w:r>
-              <w:t>Nghỉ/gián đoạn</w:t>
-            </w:r>
-          </w:p>
-        </w:tc>
-        <w:tc>
-          <w:tcPr>
-            <w:tcW w:w="2551" w:type="dxa"/>
-            <w:vAlign w:val="center"/>
-          </w:tcPr>
-          <w:p>
-            <w:r>
-              <w:t>(–) Chưa phản ánh</w:t>
-            </w:r>
-          </w:p>
-        </w:tc>
-        <w:tc>
-          <w:tcPr>
-            <w:tcW w:w="2552" w:type="dxa"/>
-            <w:vAlign w:val="center"/>
-          </w:tcPr>
-          <w:p>
-            <w:r>
-              <w:t>(+) Xét 181 giờ</w:t>
-            </w:r>
-          </w:p>
-        </w:tc>
-      </w:tr>
-      <w:tr>
-        <w:tc>
-          <w:tcPr>
-            <w:tcW w:w="1969" w:type="dxa"/>
-            <w:vAlign w:val="center"/>
-          </w:tcPr>
-          <w:p>
-            <w:r>
-              <w:t>Bảo vệ Goal</w:t>
-            </w:r>
-          </w:p>
-        </w:tc>
-        <w:tc>
-          <w:tcPr>
-            <w:tcW w:w="2551" w:type="dxa"/>
-            <w:vAlign w:val="center"/>
-          </w:tcPr>
-          <w:p>
-            <w:r>
-              <w:t>(–) Dễ nhận quá nhiều</w:t>
-            </w:r>
-          </w:p>
-        </w:tc>
-        <w:tc>
-          <w:tcPr>
-            <w:tcW w:w="2552" w:type="dxa"/>
-            <w:vAlign w:val="center"/>
-          </w:tcPr>
-          <w:p>
-            <w:r>
-              <w:t>(+) Ưu tiên luồng chính</w:t>
-            </w:r>
-          </w:p>
-        </w:tc>
-      </w:tr>
-      <w:tr>
-        <w:tc>
-          <w:tcPr>
-            <w:tcW w:w="1969" w:type="dxa"/>
-            <w:vAlign w:val="center"/>
-          </w:tcPr>
-          <w:p>
-            <w:r>
-              <w:t>Áp lực/gaming</w:t>
-            </w:r>
-          </w:p>
-        </w:tc>
-        <w:tc>
-          <w:tcPr>
-            <w:tcW w:w="2551" w:type="dxa"/>
-            <w:vAlign w:val="center"/>
-          </w:tcPr>
-          <w:p>
-            <w:r>
-              <w:t>(–) Dễ chạy theo SP</w:t>
-            </w:r>
-          </w:p>
-        </w:tc>
-        <w:tc>
-          <w:tcPr>
-            <w:tcW w:w="2552" w:type="dxa"/>
-            <w:vAlign w:val="center"/>
-          </w:tcPr>
-          <w:p>
-            <w:r>
-              <w:t>(+) Không ép Velocity</w:t>
-            </w:r>
-          </w:p>
-        </w:tc>
-      </w:tr>
-    </w:tbl>
-    <w:p>
-      <w:pPr>
-        <w:ind w:left="720"/>
-      </w:pPr>
     </w:p>
     <w:p>
       <w:pPr>
@@ -1509,24 +1248,9 @@
           <w:ilvl w:val="0"/>
           <w:numId w:val="7"/>
         </w:numPr>
-        <w:rPr>
-          <w:lang w:val="vi-VN"/>
-        </w:rPr>
       </w:pPr>
       <w:r>
-        <w:t>Chọn B: Giữ CF01, CF02; chỉ nhận CF06 sau khi làm rõ. Giả định các PBI đủ AC và có môi trường kiểm thử. Nếu QR chưa sẵn sàng, phải điều chỉnh Sprint Goal công khai với PO, không coi luồng thanh toán đã hoàn thành</w:t>
-      </w:r>
-    </w:p>
-    <w:p>
-      <w:pPr>
-        <w:pStyle w:val="ListParagraph"/>
-        <w:numPr>
-          <w:ilvl w:val="0"/>
-          <w:numId w:val="3"/>
-        </w:numPr>
-      </w:pPr>
-      <w:r>
-        <w:t>Burndown và thích nghi</w:t>
+        <w:t>Burndown Sprint 10 ngày</w:t>
       </w:r>
     </w:p>
     <w:p>
@@ -1538,7 +1262,7 @@
         </w:numPr>
       </w:pPr>
       <w:r>
-        <w:t>Burndown Sprint 10 ngày</w:t>
+        <w:t>Lý tưởngThực tế</w:t>
       </w:r>
     </w:p>
     <w:p>
@@ -1550,18 +1274,6 @@
         </w:numPr>
       </w:pPr>
       <w:r>
-        <w:t>Lý tưởngThực tế</w:t>
-      </w:r>
-    </w:p>
-    <w:p>
-      <w:pPr>
-        <w:pStyle w:val="ListParagraph"/>
-        <w:numPr>
-          <w:ilvl w:val="0"/>
-          <w:numId w:val="7"/>
-        </w:numPr>
-      </w:pPr>
-      <w:r>
         <w:t>0 SP7 SP14 SP21 SP28 SP012345678910</w:t>
       </w:r>
     </w:p>
@@ -1577,9 +1289,8 @@
           <w:noProof/>
           <w:lang w:val="vi-VN"/>
         </w:rPr>
-        <w:lastRenderedPageBreak/>
         <w:drawing>
-          <wp:inline distT="0" distB="0" distL="0" distR="0" wp14:anchorId="05AB2F39" wp14:editId="7207A2CC">
+          <wp:inline distT="0" distB="0" distL="0" distR="0" wp14:anchorId="05AB2F39" wp14:editId="20AA4B38">
             <wp:extent cx="5486400" cy="3200400"/>
             <wp:effectExtent l="0" t="0" r="0" b="0"/>
             <wp:docPr id="151285080" name="Chart 3"/>
@@ -1902,6 +1613,7 @@
         </w:rPr>
       </w:pPr>
       <w:r>
+        <w:lastRenderedPageBreak/>
         <w:t>Lưu ý: Burndown 21 SP là dữ liệu theo dõi được cung cấp, không phải phạm vi 8 SP đang đề xuất</w:t>
       </w:r>
     </w:p>
@@ -2173,7 +1885,6 @@
         <w:rPr>
           <w:lang w:val="vi-VN"/>
         </w:rPr>
-        <w:lastRenderedPageBreak/>
         <w:t>Công khai: Ghi thay đổi, rủi ro và quyết định trong Sprint Backlog; báo cáo PBI Done/chưa Done tại Sprint Review. Chỉ tính Velocity cho PBI đạt DoD</w:t>
       </w:r>
     </w:p>
@@ -3667,6 +3378,7 @@
   <w:style w:type="character" w:default="1" w:styleId="DefaultParagraphFont">
     <w:name w:val="Default Paragraph Font"/>
     <w:uiPriority w:val="1"/>
+    <w:semiHidden/>
     <w:unhideWhenUsed/>
   </w:style>
   <w:style w:type="table" w:default="1" w:styleId="TableNormal">
